--- a/01_THESIS/Chapter 1/06_Scope and Delimitations of the Study.docx
+++ b/01_THESIS/Chapter 1/06_Scope and Delimitations of the Study.docx
@@ -25,490 +25,9 @@
     </w:p>
     <w:p>
       <w:pPr>
-        <w:spacing w:after="200" w:line="480" w:lineRule="auto"/>
-        <w:ind w:firstLine="720"/>
-        <w:jc w:val="both"/>
-      </w:pPr>
-      <w:r>
-        <w:rPr>
-          <w:sz w:val="24"/>
-          <w:szCs w:val="24"/>
-        </w:rPr>
-        <w:t xml:space="preserve">This study is scoped to the design and development of an automated scoring engine that evaluates open-ended student written responses, </w:t>
-      </w:r>
-      <w:r>
-        <w:rPr>
-          <w:sz w:val="24"/>
-          <w:szCs w:val="24"/>
-        </w:rPr>
-        <w:t>with essay scoring as its primary and confirmed capability, and short-answer scoring included only as an optional extended feature to be pursued if time and resources permit</w:t>
-      </w:r>
-      <w:r>
-        <w:rPr>
-          <w:sz w:val="24"/>
-          <w:szCs w:val="24"/>
-        </w:rPr>
-        <w:t>. The intended users of the system are teachers and instructors, with the potential to extend its benefits to entire academic institutions that choose to adopt it, either through a standalone, browser-based grading application or through a documented API that a school's existing Virtual Learning Environment (VLE) can call. This dual-access design allows the system to be used directly by a teacher with no technical background, or integrated by a developer into a larger platform already in use by the school. At a high level, the scoring process begins when a student's written response is submitted through the web interface or the API, after which the text is cleaned and prepared for analysis, passed through a fine-tuned language model to generate a numeric score and short accompanying feedback, and then stored and returned to the requesting user or system. This design follows established practice in automated scoring research, where such systems are built specifically to support, rather than replace, the evaluation of constructed-response writing tasks (Plasencia-Calaña, 2025).</w:t>
-      </w:r>
-    </w:p>
-    <w:p>
-      <w:pPr>
-        <w:spacing w:after="200" w:line="480" w:lineRule="auto"/>
-        <w:ind w:firstLine="720"/>
-        <w:jc w:val="both"/>
-      </w:pPr>
-      <w:r>
-        <w:rPr>
-          <w:sz w:val="24"/>
-          <w:szCs w:val="24"/>
-        </w:rPr>
-        <w:t xml:space="preserve">The features covered by this study are limited to those the group has confirmed as feasible to build within the semester. </w:t>
-      </w:r>
-      <w:r>
-        <w:rPr>
-          <w:sz w:val="24"/>
-          <w:szCs w:val="24"/>
-        </w:rPr>
-        <w:t xml:space="preserve">These include the submission of essay responses through both a web form and an API endpoint; preprocessing and tokenization of the submitted text; automated score generation through a fine-tuned </w:t>
-      </w:r>
-      <w:proofErr w:type="spellStart"/>
-      <w:r>
-        <w:rPr>
-          <w:sz w:val="24"/>
-          <w:szCs w:val="24"/>
-        </w:rPr>
-        <w:t>DistilBERT</w:t>
-      </w:r>
-      <w:proofErr w:type="spellEnd"/>
-      <w:r>
-        <w:rPr>
-          <w:sz w:val="24"/>
-          <w:szCs w:val="24"/>
-        </w:rPr>
-        <w:t xml:space="preserve"> model (Soumia et al., 2024); generation of brief supplementary feedback alongside the numeric score; a teacher-facing review interface that allows an AI-generated score to be viewed and, when necessary, manually overridden before it is treated as final; and storage of submissions, scores, feedback, and override records in a MySQL database. </w:t>
-      </w:r>
-      <w:r>
-        <w:rPr>
-          <w:sz w:val="24"/>
-          <w:szCs w:val="24"/>
-        </w:rPr>
-        <w:lastRenderedPageBreak/>
-        <w:t xml:space="preserve">Short-answer submission and scoring, and digitization of handwritten responses through optical character recognition (OCR), are both treated as optional extensions rather than core features and will only be pursued if time and resources </w:t>
-      </w:r>
-      <w:proofErr w:type="gramStart"/>
-      <w:r>
-        <w:rPr>
-          <w:sz w:val="24"/>
-          <w:szCs w:val="24"/>
-        </w:rPr>
-        <w:t>allow.</w:t>
-      </w:r>
-      <w:r>
-        <w:rPr>
-          <w:sz w:val="24"/>
-          <w:szCs w:val="24"/>
-        </w:rPr>
-        <w:t>.</w:t>
-      </w:r>
-      <w:proofErr w:type="gramEnd"/>
-      <w:r>
-        <w:rPr>
-          <w:sz w:val="24"/>
-          <w:szCs w:val="24"/>
-        </w:rPr>
-        <w:t xml:space="preserve"> Features not listed here, such as plagiarism detection, class-wide ranking analytics, or support for languages other than English, are not part of this study's planned implementation.</w:t>
-      </w:r>
-    </w:p>
-    <w:p>
-      <w:pPr>
-        <w:spacing w:after="200" w:line="480" w:lineRule="auto"/>
-        <w:ind w:firstLine="720"/>
-        <w:jc w:val="both"/>
-      </w:pPr>
-      <w:r>
-        <w:rPr>
-          <w:sz w:val="24"/>
-          <w:szCs w:val="24"/>
-        </w:rPr>
-        <w:t xml:space="preserve">Scoring in this system is bounded by what a single fine-tuned regression model can learn from </w:t>
-      </w:r>
-      <w:proofErr w:type="spellStart"/>
-      <w:r>
-        <w:rPr>
-          <w:sz w:val="24"/>
-          <w:szCs w:val="24"/>
-        </w:rPr>
-        <w:t>labeled</w:t>
-      </w:r>
-      <w:proofErr w:type="spellEnd"/>
-      <w:r>
-        <w:rPr>
-          <w:sz w:val="24"/>
-          <w:szCs w:val="24"/>
-        </w:rPr>
-        <w:t xml:space="preserve"> training data rather than by a manually configurable, teacher-defined rubric. The model is trained to predict a holistic score that reflects patterns associated with higher- and lower-quality responses in its training data, consistent with how modern neural automated essay scoring (AES) systems have shifted from hand-engineered rubric features toward learned representations of essay quality (</w:t>
-      </w:r>
-      <w:proofErr w:type="spellStart"/>
-      <w:r>
-        <w:rPr>
-          <w:sz w:val="24"/>
-          <w:szCs w:val="24"/>
-        </w:rPr>
-        <w:t>Misgna</w:t>
-      </w:r>
-      <w:proofErr w:type="spellEnd"/>
-      <w:r>
-        <w:rPr>
-          <w:sz w:val="24"/>
-          <w:szCs w:val="24"/>
-        </w:rPr>
-        <w:t xml:space="preserve"> et al., 2025). Scores are reported on a defined numeric scale consistent with standard AES scoring conventions, and the system's ability to reproduce this scale is measured using Quadratic Weighted Kappa, the standard agreement metric commonly used in essay-scoring research (</w:t>
-      </w:r>
-      <w:proofErr w:type="spellStart"/>
-      <w:r>
-        <w:rPr>
-          <w:sz w:val="24"/>
-          <w:szCs w:val="24"/>
-        </w:rPr>
-        <w:t>Doewes</w:t>
-      </w:r>
-      <w:proofErr w:type="spellEnd"/>
-      <w:r>
-        <w:rPr>
-          <w:sz w:val="24"/>
-          <w:szCs w:val="24"/>
-        </w:rPr>
-        <w:t xml:space="preserve"> et al., 2023).</w:t>
-      </w:r>
-      <w:r>
-        <w:t xml:space="preserve"> </w:t>
-      </w:r>
-      <w:r>
-        <w:rPr>
-          <w:sz w:val="24"/>
-          <w:szCs w:val="24"/>
-        </w:rPr>
-        <w:t>Essay-type responses are the only response type covered by the study's confirmed, core scope. Short-answer scoring may be introduced as an optional extended feature if time and resources permit; if pursued, it would be treated as a secondary and less rigorously validated capability, since short-answer evaluation is fundamentally a different task, closer to a semantic-similarity check against an expected answer, than the holistic judgment involved in scoring an essay.</w:t>
-      </w:r>
-    </w:p>
-    <w:p>
-      <w:pPr>
-        <w:spacing w:after="200" w:line="480" w:lineRule="auto"/>
-        <w:ind w:firstLine="720"/>
-        <w:jc w:val="both"/>
-      </w:pPr>
-      <w:r>
-        <w:rPr>
-          <w:sz w:val="24"/>
-          <w:szCs w:val="24"/>
-        </w:rPr>
-        <w:t xml:space="preserve">Because the system relies on a machine learning model trained on existing </w:t>
-      </w:r>
-      <w:proofErr w:type="spellStart"/>
-      <w:r>
-        <w:rPr>
-          <w:sz w:val="24"/>
-          <w:szCs w:val="24"/>
-        </w:rPr>
-        <w:t>labeled</w:t>
-      </w:r>
-      <w:proofErr w:type="spellEnd"/>
-      <w:r>
-        <w:rPr>
-          <w:sz w:val="24"/>
-          <w:szCs w:val="24"/>
-        </w:rPr>
-        <w:t xml:space="preserve"> data, its scoring cannot be expected to perfectly replicate the nuanced judgment of an experienced human evaluator; research on automated essay scoring has consistently found that fully capturing content relevance, coherence, and idea development remains a difficult and unresolved challenge for </w:t>
-      </w:r>
-      <w:r>
-        <w:rPr>
-          <w:sz w:val="24"/>
-          <w:szCs w:val="24"/>
-        </w:rPr>
-        <w:lastRenderedPageBreak/>
-        <w:t xml:space="preserve">automated systems (Ramesh &amp; </w:t>
-      </w:r>
-      <w:proofErr w:type="spellStart"/>
-      <w:r>
-        <w:rPr>
-          <w:sz w:val="24"/>
-          <w:szCs w:val="24"/>
-        </w:rPr>
-        <w:t>Sanampudi</w:t>
-      </w:r>
-      <w:proofErr w:type="spellEnd"/>
-      <w:r>
-        <w:rPr>
-          <w:sz w:val="24"/>
-          <w:szCs w:val="24"/>
-        </w:rPr>
-        <w:t xml:space="preserve">, 2022). The quality of the scores the system produces is also tied directly to the quality and representativeness of the dataset used for training and fine-tuning, so a model trained primarily on one population or writing style may not generalize equally well to students of different backgrounds or levels of English proficiency. Highly subjective or open-interpretation responses may be difficult for the system to evaluate consistently, since the model has no explicit understanding of meaning in the way a human grader does. In addition, the system in its core form only accepts typed or digitally submitted text; handwritten responses fall outside the primary scope and are only reachable through the optional OCR extension, which is not guaranteed to achieve high accuracy. Finally, because model development in this study </w:t>
-      </w:r>
-      <w:proofErr w:type="spellStart"/>
-      <w:r>
-        <w:rPr>
-          <w:sz w:val="24"/>
-          <w:szCs w:val="24"/>
-        </w:rPr>
-        <w:t>centers</w:t>
-      </w:r>
-      <w:proofErr w:type="spellEnd"/>
-      <w:r>
-        <w:rPr>
-          <w:sz w:val="24"/>
-          <w:szCs w:val="24"/>
-        </w:rPr>
-        <w:t xml:space="preserve"> on essay data, the system's short-answer scoring is expected to be comparatively less refined and less thoroughly validated than its essay scoring.</w:t>
-      </w:r>
-    </w:p>
-    <w:p>
-      <w:pPr>
-        <w:spacing w:after="200" w:line="480" w:lineRule="auto"/>
-        <w:ind w:firstLine="720"/>
-        <w:jc w:val="both"/>
-      </w:pPr>
-      <w:r>
-        <w:rPr>
-          <w:sz w:val="24"/>
-          <w:szCs w:val="24"/>
-        </w:rPr>
-        <w:t>This study explicitly excludes several capabilities from its scope. The system does not replace the teacher's professional judgment; every AI-generated score can be reviewed and, if necessary, overridden by a teacher before it is treated as final, preserving human oversight over the grading decision. It does not evaluate oral presentations, spoken responses, or any other non-text-based form of assessment. It does not assess handwriting quality or penmanship, and it does not process physical, handwritten submissions unless they are first digitized through the optional OCR extension, which lies outside the project's core scope.</w:t>
-      </w:r>
-      <w:r>
-        <w:t xml:space="preserve"> </w:t>
-      </w:r>
-      <w:r>
-        <w:rPr>
-          <w:sz w:val="24"/>
-          <w:szCs w:val="24"/>
-        </w:rPr>
-        <w:t>The system is also not a general-purpose or subject-agnostic grading tool; it is designed specifically to score essay written responses, with short-answer scoring as an optional extension if pursued, and it does not perform broader tutoring, conversational assistance, or open-ended dialogue with students, which distinguishes it from chatbot-style educational tools</w:t>
-      </w:r>
-      <w:r>
-        <w:rPr>
-          <w:sz w:val="24"/>
-          <w:szCs w:val="24"/>
-        </w:rPr>
-        <w:t xml:space="preserve">. Finally, this project does not aim to build a complete Virtual Learning Environment; it is intended as a standalone, pluggable scoring service </w:t>
-      </w:r>
-      <w:r>
-        <w:rPr>
-          <w:sz w:val="24"/>
-          <w:szCs w:val="24"/>
-        </w:rPr>
-        <w:lastRenderedPageBreak/>
-        <w:t>that a school's existing VLE can optionally integrate with through its API, not as a replacement for that VLE.</w:t>
-      </w:r>
-    </w:p>
-    <w:p>
-      <w:pPr>
-        <w:spacing w:before="400" w:after="200"/>
-        <w:jc w:val="center"/>
-      </w:pPr>
-      <w:r>
-        <w:rPr>
-          <w:b/>
-          <w:bCs/>
-          <w:sz w:val="26"/>
-          <w:szCs w:val="26"/>
-        </w:rPr>
-        <w:t>REFERENCES</w:t>
-      </w:r>
-    </w:p>
-    <w:p>
-      <w:pPr>
         <w:spacing w:after="200" w:line="360" w:lineRule="auto"/>
         <w:ind w:left="720" w:hanging="720"/>
       </w:pPr>
-      <w:proofErr w:type="spellStart"/>
-      <w:r>
-        <w:rPr>
-          <w:sz w:val="24"/>
-          <w:szCs w:val="24"/>
-        </w:rPr>
-        <w:t>Doewes</w:t>
-      </w:r>
-      <w:proofErr w:type="spellEnd"/>
-      <w:r>
-        <w:rPr>
-          <w:sz w:val="24"/>
-          <w:szCs w:val="24"/>
-        </w:rPr>
-        <w:t xml:space="preserve">, A., </w:t>
-      </w:r>
-      <w:proofErr w:type="spellStart"/>
-      <w:r>
-        <w:rPr>
-          <w:sz w:val="24"/>
-          <w:szCs w:val="24"/>
-        </w:rPr>
-        <w:t>Kurdhi</w:t>
-      </w:r>
-      <w:proofErr w:type="spellEnd"/>
-      <w:r>
-        <w:rPr>
-          <w:sz w:val="24"/>
-          <w:szCs w:val="24"/>
-        </w:rPr>
-        <w:t>, N. A., &amp; Saxena, A. (2023). Evaluating quadratic weighted kappa as the standard performance metric for automated essay scoring. Proceedings of the 16th International Conference on Educational Data Mining, 103–113. https://doi.org/10.5281/zenodo.8115784</w:t>
-      </w:r>
-    </w:p>
-    <w:p>
-      <w:pPr>
-        <w:spacing w:after="200" w:line="360" w:lineRule="auto"/>
-        <w:ind w:left="720" w:hanging="720"/>
-      </w:pPr>
-      <w:proofErr w:type="spellStart"/>
-      <w:r>
-        <w:rPr>
-          <w:sz w:val="24"/>
-          <w:szCs w:val="24"/>
-        </w:rPr>
-        <w:t>Misgna</w:t>
-      </w:r>
-      <w:proofErr w:type="spellEnd"/>
-      <w:r>
-        <w:rPr>
-          <w:sz w:val="24"/>
-          <w:szCs w:val="24"/>
-        </w:rPr>
-        <w:t>, H., On, B.-W., Lee, I., &amp; Choi, G. S. (2025). A survey on deep learning-based automated essay scoring and feedback generation. Artificial Intelligence Review, 58(2), Article 11017. https://doi.org/10.1007/s10462-024-11017-5</w:t>
-      </w:r>
-    </w:p>
-    <w:p>
-      <w:pPr>
-        <w:spacing w:after="200" w:line="360" w:lineRule="auto"/>
-        <w:ind w:left="720" w:hanging="720"/>
-      </w:pPr>
-      <w:r>
-        <w:rPr>
-          <w:sz w:val="24"/>
-          <w:szCs w:val="24"/>
-        </w:rPr>
-        <w:t xml:space="preserve">Plasencia-Calaña, Y. (2025). Operationalizing automated essay scoring: A human-aware approach. </w:t>
-      </w:r>
-      <w:proofErr w:type="spellStart"/>
-      <w:r>
-        <w:rPr>
-          <w:sz w:val="24"/>
-          <w:szCs w:val="24"/>
-        </w:rPr>
-        <w:t>arXiv</w:t>
-      </w:r>
-      <w:proofErr w:type="spellEnd"/>
-      <w:r>
-        <w:rPr>
-          <w:sz w:val="24"/>
-          <w:szCs w:val="24"/>
-        </w:rPr>
-        <w:t>. https://doi.org/10.48550/arXiv.2506.21603</w:t>
-      </w:r>
-    </w:p>
-    <w:p>
-      <w:pPr>
-        <w:spacing w:after="200" w:line="360" w:lineRule="auto"/>
-        <w:ind w:left="720" w:hanging="720"/>
-      </w:pPr>
-      <w:r>
-        <w:rPr>
-          <w:sz w:val="24"/>
-          <w:szCs w:val="24"/>
-        </w:rPr>
-        <w:t xml:space="preserve">Ramesh, D., &amp; </w:t>
-      </w:r>
-      <w:proofErr w:type="spellStart"/>
-      <w:r>
-        <w:rPr>
-          <w:sz w:val="24"/>
-          <w:szCs w:val="24"/>
-        </w:rPr>
-        <w:t>Sanampudi</w:t>
-      </w:r>
-      <w:proofErr w:type="spellEnd"/>
-      <w:r>
-        <w:rPr>
-          <w:sz w:val="24"/>
-          <w:szCs w:val="24"/>
-        </w:rPr>
-        <w:t xml:space="preserve">, S. K. (2022). An </w:t>
-      </w:r>
-      <w:proofErr w:type="gramStart"/>
-      <w:r>
-        <w:rPr>
-          <w:sz w:val="24"/>
-          <w:szCs w:val="24"/>
-        </w:rPr>
-        <w:t>automated essay scoring systems</w:t>
-      </w:r>
-      <w:proofErr w:type="gramEnd"/>
-      <w:r>
-        <w:rPr>
-          <w:sz w:val="24"/>
-          <w:szCs w:val="24"/>
-        </w:rPr>
-        <w:t>: A systematic literature review. Artificial Intelligence Review, 55(3), 2495–2527. https://doi.org/10.1007/s10462-021-10068-2</w:t>
-      </w:r>
-    </w:p>
-    <w:p>
-      <w:pPr>
-        <w:spacing w:after="200" w:line="360" w:lineRule="auto"/>
-        <w:ind w:left="720" w:hanging="720"/>
-      </w:pPr>
-      <w:r>
-        <w:rPr>
-          <w:sz w:val="24"/>
-          <w:szCs w:val="24"/>
-        </w:rPr>
-        <w:t xml:space="preserve">Sanh, V., Debut, L., </w:t>
-      </w:r>
-      <w:proofErr w:type="spellStart"/>
-      <w:r>
-        <w:rPr>
-          <w:sz w:val="24"/>
-          <w:szCs w:val="24"/>
-        </w:rPr>
-        <w:t>Chaumond</w:t>
-      </w:r>
-      <w:proofErr w:type="spellEnd"/>
-      <w:r>
-        <w:rPr>
-          <w:sz w:val="24"/>
-          <w:szCs w:val="24"/>
-        </w:rPr>
-        <w:t xml:space="preserve">, J., &amp; Wolf, T. (2019). </w:t>
-      </w:r>
-      <w:proofErr w:type="spellStart"/>
-      <w:r>
-        <w:rPr>
-          <w:sz w:val="24"/>
-          <w:szCs w:val="24"/>
-        </w:rPr>
-        <w:t>DistilBERT</w:t>
-      </w:r>
-      <w:proofErr w:type="spellEnd"/>
-      <w:r>
-        <w:rPr>
-          <w:sz w:val="24"/>
-          <w:szCs w:val="24"/>
-        </w:rPr>
-        <w:t xml:space="preserve">, a distilled version of BERT: Smaller, faster, cheaper and lighter. </w:t>
-      </w:r>
-      <w:proofErr w:type="spellStart"/>
-      <w:r>
-        <w:rPr>
-          <w:sz w:val="24"/>
-          <w:szCs w:val="24"/>
-        </w:rPr>
-        <w:t>arXiv</w:t>
-      </w:r>
-      <w:proofErr w:type="spellEnd"/>
-      <w:r>
-        <w:rPr>
-          <w:sz w:val="24"/>
-          <w:szCs w:val="24"/>
-        </w:rPr>
-        <w:t>. https://arxiv.org/abs/1910.01108</w:t>
-      </w:r>
     </w:p>
     <w:sectPr>
       <w:pgSz w:w="12240" w:h="15840"/>
@@ -1097,6 +616,7 @@
   <w:style w:type="character" w:default="1" w:styleId="DefaultParagraphFont">
     <w:name w:val="Default Paragraph Font"/>
     <w:uiPriority w:val="1"/>
+    <w:semiHidden/>
     <w:unhideWhenUsed/>
   </w:style>
   <w:style w:type="table" w:default="1" w:styleId="TableNormal">

--- a/01_THESIS/Chapter 1/06_Scope and Delimitations of the Study.docx
+++ b/01_THESIS/Chapter 1/06_Scope and Delimitations of the Study.docx
@@ -22,6 +22,165 @@
         </w:rPr>
         <w:t>Scope and Limitations of the Study</w:t>
       </w:r>
+    </w:p>
+    <w:p>
+      <w:pPr>
+        <w:spacing w:line="480" w:lineRule="auto"/>
+      </w:pPr>
+    </w:p>
+    <w:p>
+      <w:pPr>
+        <w:spacing w:line="480" w:lineRule="auto"/>
+        <w:ind w:firstLine="720"/>
+        <w:jc w:val="both"/>
+      </w:pPr>
+      <w:r>
+        <w:rPr>
+          <w:sz w:val="24"/>
+          <w:szCs w:val="24"/>
+        </w:rPr>
+        <w:t>This section presents the coverage of ACTSight and the boundaries that define the extent of the study and of the proposed system.</w:t>
+      </w:r>
+    </w:p>
+    <w:p>
+      <w:pPr>
+        <w:spacing w:line="480" w:lineRule="auto"/>
+        <w:ind w:firstLine="720"/>
+        <w:jc w:val="both"/>
+      </w:pPr>
+      <w:r>
+        <w:rPr>
+          <w:sz w:val="24"/>
+          <w:szCs w:val="24"/>
+        </w:rPr>
+        <w:t>This study covers the design and description of ACTSight, a proposed web-based educational system intended to support automated assessment processing, AI-assisted instructional content generation, academic record management, and student performance and retention analytics within a single platform. ACTS Computer College serves as the research setting and institutional context of the study, providing the educational processes, workflows, and requirements examined by the researchers. ACTSight, however, is designed as a system blueprint rather than an institution-exclusive application, and it is intended to be adaptable by other educational institutions according to their own requirements.</w:t>
+      </w:r>
+    </w:p>
+    <w:p>
+      <w:pPr>
+        <w:spacing w:line="480" w:lineRule="auto"/>
+        <w:ind w:firstLine="720"/>
+        <w:jc w:val="both"/>
+      </w:pPr>
+      <w:r>
+        <w:rPr>
+          <w:sz w:val="24"/>
+          <w:szCs w:val="24"/>
+        </w:rPr>
+        <w:t xml:space="preserve">The study is delimited to the following core components of ACTSight. The Hybrid Assessment Ingestion and Automated Evaluation component covers the processing of both physical and digital assessments, including optical mark recognition (OMR) for objective questions, optical character recognition (OCR) for extracting student information such as name and Learner Reference Number (LRN), and automated scoring of supported constructed responses, with uncertain results highlighted for teacher verification. The ACTS Agent Console is covered as a task-executing conversational interface that allows a teacher to submit a natural-language request, which the system interprets and converts into structured parameters or actions for supported tasks such as quiz generation, quiz dissemination, and the retrieval of class performance information, without requiring the teacher to construct technical AI prompts. The ACTS Notebook is covered as an AI-assisted instructional planning component that generates a structured lecture or discussion, organized into sections such as topic, learning objective, lecture or discussion, </w:t>
+      </w:r>
+      <w:r>
+        <w:rPr>
+          <w:sz w:val="24"/>
+          <w:szCs w:val="24"/>
+        </w:rPr>
+        <w:lastRenderedPageBreak/>
+        <w:t>assessment, and resources, based on the teacher's weekly detailed plan and related learning resources. The E-Classrecord is covered as a spreadsheet-like interface that allows teachers to organize assessment components, assign assessment weights, associate assessments with the corresponding grading or assessment period such as Prelim or Midterm, and compute grades according to teacher-defined criteria. The Student Retention Analytics component is covered to the extent that it uses Attendance (AT) and Assessment Score (AS) as indicators to classify students into the system-defined categories of At Risk, For Counseling, and Safe. Lastly, the Virtual Classroom is covered as an isolated, student-facing environment where students may join classes through expiring enrollment codes, access instructional materials, complete online quizzes, and view their approved assessment results and performance information.</w:t>
+      </w:r>
+    </w:p>
+    <w:p>
+      <w:pPr>
+        <w:spacing w:line="480" w:lineRule="auto"/>
+        <w:ind w:firstLine="720"/>
+        <w:jc w:val="both"/>
+      </w:pPr>
+      <w:r>
+        <w:rPr>
+          <w:sz w:val="24"/>
+          <w:szCs w:val="24"/>
+        </w:rPr>
+        <w:t>ACTSight is delimited to a responsive, web-based application rather than a native mobile application. Access to the system is likewise delimited by defined user roles and permissions, with teacher-only functions such as the ACTS Agent Console and the ACTS Notebook restricted from student accounts, and student-facing functions kept isolated from administrative and instructional-management functions. The physical assessment-processing component is further delimited to standardized, school-wide examination sheets designed around fixed markers and coordinate information intended to assist with alignment and detection.</w:t>
+      </w:r>
+    </w:p>
+    <w:p>
+      <w:pPr>
+        <w:spacing w:line="480" w:lineRule="auto"/>
+        <w:ind w:firstLine="720"/>
+        <w:jc w:val="both"/>
+      </w:pPr>
+      <w:r>
+        <w:rPr>
+          <w:sz w:val="24"/>
+          <w:szCs w:val="24"/>
+        </w:rPr>
+        <w:t>The following limitations define the constraints that qualify the coverage and application of the proposed system.</w:t>
+      </w:r>
+    </w:p>
+    <w:p>
+      <w:pPr>
+        <w:spacing w:line="480" w:lineRule="auto"/>
+        <w:ind w:firstLine="720"/>
+        <w:jc w:val="both"/>
+      </w:pPr>
+      <w:r>
+        <w:rPr>
+          <w:sz w:val="24"/>
+          <w:szCs w:val="24"/>
+        </w:rPr>
+        <w:t xml:space="preserve">ACTSight is not intended to replace the teacher's final academic decisions. Where automated processing, such as OCR extraction, OMR checking, or the automated scoring of constructed responses, produces uncertain or low-confidence results, the system is designed to highlight these results for teacher review rather than to finalize them independently. The reliability </w:t>
+      </w:r>
+      <w:r>
+        <w:rPr>
+          <w:sz w:val="24"/>
+          <w:szCs w:val="24"/>
+        </w:rPr>
+        <w:lastRenderedPageBreak/>
+        <w:t>of the system's automated outputs therefore remains dependent on teacher verification and, where applicable, manual correction.</w:t>
+      </w:r>
+    </w:p>
+    <w:p>
+      <w:pPr>
+        <w:spacing w:line="480" w:lineRule="auto"/>
+        <w:ind w:firstLine="720"/>
+        <w:jc w:val="both"/>
+      </w:pPr>
+      <w:r>
+        <w:rPr>
+          <w:sz w:val="24"/>
+          <w:szCs w:val="24"/>
+        </w:rPr>
+        <w:t>The Student Retention Analytics component classifies students using only two indicators, namely Attendance (AT) and Assessment Score (AS). The resulting classifications, At Risk, For Counseling, and Safe, are system-defined analytical categories based solely on these two indicators and are not intended to serve as a complete assessment of a student's personal circumstances or as a definitive prediction of future behavior.</w:t>
+      </w:r>
+    </w:p>
+    <w:p>
+      <w:pPr>
+        <w:spacing w:line="480" w:lineRule="auto"/>
+        <w:ind w:firstLine="720"/>
+        <w:jc w:val="both"/>
+      </w:pPr>
+      <w:r>
+        <w:rPr>
+          <w:sz w:val="24"/>
+          <w:szCs w:val="24"/>
+        </w:rPr>
+        <w:t>Because ACTS Computer College serves as the research setting and institutional context of the study, the requirements and workflows examined are grounded primarily in that institution's practices. While ACTSight is designed as an adaptable system blueprint, the extent to which its underlying assumptions apply to other educational institutions without modification is not established within the scope of this study.</w:t>
+      </w:r>
+    </w:p>
+    <w:p>
+      <w:pPr>
+        <w:spacing w:line="480" w:lineRule="auto"/>
+        <w:ind w:firstLine="720"/>
+        <w:jc w:val="both"/>
+      </w:pPr>
+      <w:r>
+        <w:rPr>
+          <w:sz w:val="24"/>
+          <w:szCs w:val="24"/>
+        </w:rPr>
+        <w:t>The current technical direction of ACTSight, which includes OpenCV, Tesseract OCR, CLAHE preprocessing, ArUco marker detection, DistilBERT, Quadratic Weighted Kappa (QWK) for scoring evaluation, and Ollama with a Qwen-family model for the conversational and agentic AI component, reflects the project's technical direction at the time of writing. These technologies may be refined as development and consultation proceed, and this study does not present them as final or permanent implementation decisions.</w:t>
+      </w:r>
+    </w:p>
+    <w:p>
+      <w:pPr>
+        <w:spacing w:line="480" w:lineRule="auto"/>
+        <w:jc w:val="center"/>
+        <w:rPr>
+          <w:b/>
+          <w:bCs/>
+          <w:sz w:val="24"/>
+          <w:szCs w:val="24"/>
+        </w:rPr>
+      </w:pPr>
     </w:p>
     <w:p>
       <w:pPr>
